--- a/03_Outputs/final scripts/fr/Module 1/1.0.-1-fr.docx
+++ b/03_Outputs/final scripts/fr/Module 1/1.0.-1-fr.docx
@@ -4,27 +4,27 @@
   <w:body>
     <w:p>
       <w:r>
-        <w:t>Bienvenue à l'Académie de l'Énergie Durable !</w:t>
+        <w:t xml:space="preserve">Bienvenue à l'Académie de l'Énergie Durable !  </w:t>
       </w:r>
     </w:p>
     <w:p>
       <w:r>
-        <w:t>Je serai votre guide tout au long de ce parcours. Ensemble, nous explorerons comment l'énergie alimente le progrès, façonne les politiques et transforme les vies.</w:t>
+        <w:t xml:space="preserve">Je serai votre guide tout au long de ce parcours. Ensemble, nous explorerons comment l'énergie alimente le progrès, façonne les politiques et transforme les vies.  </w:t>
       </w:r>
     </w:p>
     <w:p>
       <w:r>
-        <w:t>Dans ce premier module, vous apprendrez pourquoi l'énergie est bien plus qu'une infrastructure — c'est le moteur du développement durable, de la résilience climatique et de la justice sociale.</w:t>
+        <w:t xml:space="preserve">Dans ce premier module, vous apprendrez pourquoi l'énergie est bien plus qu'une infrastructure — c'est le moteur du développement durable, de la résilience climatique et de la justice sociale.  </w:t>
       </w:r>
     </w:p>
     <w:p>
       <w:r>
-        <w:t>Nous examinerons le rôle crucial de l'énergie dans la réalisation des Objectifs de Développement Durable, en particulier l'ODD 7 : garantir l'accès à une énergie abordable, fiable, durable et moderne pour tous.</w:t>
+        <w:t xml:space="preserve">Nous examinerons le rôle crucial de l'énergie dans la réalisation des Objectifs de Développement Durable, basé sur les bénéfices intégrés apportés par l'ODD 7 : garantir l'accès à une énergie abordable, fiable, durable et moderne pour tous.  </w:t>
       </w:r>
     </w:p>
     <w:p>
       <w:r>
-        <w:t>Vous verrez également comment et comment divers secteurs — de la finance à la santé, en passant par la gouvernance et le genre — sont tous connectés par l'énergie.</w:t>
+        <w:t xml:space="preserve">Vous verrez également comment divers secteurs — de la finance à la santé, en passant par la gouvernance et le genre — sont tous connectés par l'énergie.  </w:t>
       </w:r>
     </w:p>
     <w:p>
